--- a/examples/standard.docx
+++ b/examples/standard.docx
@@ -1374,6 +1374,7 @@
     </w:rPr>
     <w:tblPr>
       <w:tblStyleRowBandSize w:val="1"/>
+      <w:jc w:val="center"/>
       <w:tblBorders>
         <w:top w:color="B7B7B7" w:sz="4" w:val="single"/>
         <w:left w:color="B7B7B7" w:sz="4" w:val="single"/>
@@ -1441,6 +1442,7 @@
     <w:next w:val="BodyText"/>
     <w:qFormat/>
     <w:pPr>
+      <w:keepLines/>
       <w:spacing w:after="140" w:before="80" w:line="288" w:lineRule="atLeast"/>
       <w:jc w:val="center"/>
     </w:pPr>
@@ -1458,6 +1460,7 @@
     <w:qFormat/>
     <w:pPr>
       <w:keepNext/>
+      <w:keepLines/>
       <w:spacing w:after="140" w:before="80" w:line="288" w:lineRule="atLeast"/>
       <w:jc w:val="center"/>
     </w:pPr>
@@ -1474,6 +1477,7 @@
     <w:next w:val="BodyText"/>
     <w:qFormat/>
     <w:pPr>
+      <w:keepLines/>
       <w:spacing w:after="140" w:before="80" w:line="288" w:lineRule="atLeast"/>
       <w:jc w:val="center"/>
     </w:pPr>
